--- a/templates/infosus.docx
+++ b/templates/infosus.docx
@@ -2495,6 +2495,29 @@
           <w:szCs w:val="24"/>
         </w:rPr>
         <w:t>{{rekomendasi}}</w:t>
+      </w:r>
+    </w:p>
+    <w:p>
+      <w:pPr>
+        <w:spacing w:after="0" w:line="240" w:lineRule="auto"/>
+        <w:ind w:left="4320" w:firstLine="0"/>
+        <w:jc w:val="center"/>
+        <w:rPr>
+          <w:rFonts w:ascii="Arial" w:cs="Arial" w:eastAsia="Arial" w:hAnsi="Arial"/>
+          <w:sz w:val="24"/>
+          <w:szCs w:val="24"/>
+          <w:vertAlign w:val="baseline"/>
+        </w:rPr>
+      </w:pPr>
+      <w:r>
+        <w:rPr>
+          <w:rFonts w:ascii="Arial" w:cs="Arial" w:eastAsia="Arial" w:hAnsi="Arial"/>
+          <w:sz w:val="24"/>
+          <w:szCs w:val="24"/>
+          <w:vertAlign w:val="baseline"/>
+          <w:rtl w:val="0"/>
+        </w:rPr>
+        <w:t xml:space="preserve">Semarang, {{tanggal}}</w:t>
       </w:r>
     </w:p>
     <w:p>
